--- a/Лаб1/ТЕХНИЧЕСКОЕ ЗАДАНИЕ.docx
+++ b/Лаб1/ТЕХНИЧЕСКОЕ ЗАДАНИЕ.docx
@@ -4,6 +4,56 @@
   <w:body>
     <w:p>
       <w:pPr>
+        <w:pStyle w:val="10"/>
+        <w:keepNext w:val="0"/>
+        <w:keepLines w:val="0"/>
+        <w:widowControl/>
+        <w:suppressLineNumbers w:val="0"/>
+        <w:pBdr>
+          <w:top w:val="none" w:color="auto" w:sz="0" w:space="0"/>
+          <w:left w:val="none" w:color="auto" w:sz="0" w:space="0"/>
+          <w:bottom w:val="none" w:color="auto" w:sz="0" w:space="0"/>
+          <w:right w:val="none" w:color="auto" w:sz="0" w:space="0"/>
+        </w:pBdr>
+        <w:wordWrap w:val="0"/>
+        <w:spacing w:before="0" w:beforeAutospacing="0" w:after="0" w:afterAutospacing="0" w:line="264" w:lineRule="atLeast"/>
+        <w:ind w:left="0" w:right="0" w:firstLine="0"/>
+        <w:rPr>
+          <w:rFonts w:hint="default" w:ascii="Times New Roman" w:hAnsi="Times New Roman" w:cs="Times New Roman"/>
+          <w:i w:val="0"/>
+          <w:iCs w:val="0"/>
+          <w:color w:val="000000" w:themeColor="text1"/>
+          <w:sz w:val="28"/>
+          <w:szCs w:val="28"/>
+          <w14:textFill>
+            <w14:solidFill>
+              <w14:schemeClr w14:val="tx1"/>
+            </w14:solidFill>
+          </w14:textFill>
+        </w:rPr>
+      </w:pPr>
+      <w:r>
+        <w:rPr>
+          <w:rFonts w:hint="default" w:ascii="Times New Roman" w:hAnsi="Times New Roman" w:eastAsia="Consolas" w:cs="Times New Roman"/>
+          <w:caps w:val="0"/>
+          <w:color w:val="000000" w:themeColor="text1"/>
+          <w:spacing w:val="0"/>
+          <w:sz w:val="28"/>
+          <w:szCs w:val="28"/>
+          <w:bdr w:val="none" w:color="auto" w:sz="0" w:space="0"/>
+          <w14:textFill>
+            <w14:solidFill>
+              <w14:schemeClr w14:val="tx1"/>
+            </w14:solidFill>
+          </w14:textFill>
+        </w:rPr>
+        <w:t>Это лабораторная работа по Git. Ветка dev.</w:t>
+      </w:r>
+      <w:bookmarkStart w:id="0" w:name="_GoBack"/>
+      <w:bookmarkEnd w:id="0"/>
+    </w:p>
+    <w:p>
+      <w:pPr>
         <w:pStyle w:val="2"/>
         <w:keepNext w:val="0"/>
         <w:keepLines w:val="0"/>
@@ -2614,6 +2664,7 @@
         <w:keepLines w:val="0"/>
         <w:widowControl/>
         <w:numPr>
+          <w:ilvl w:val="0"/>
           <w:numId w:val="0"/>
         </w:numPr>
         <w:suppressLineNumbers w:val="0"/>
@@ -2645,6 +2696,7 @@
         <w:keepLines w:val="0"/>
         <w:widowControl/>
         <w:numPr>
+          <w:ilvl w:val="0"/>
           <w:numId w:val="0"/>
         </w:numPr>
         <w:suppressLineNumbers w:val="0"/>
@@ -3508,8 +3560,6 @@
         </w:rPr>
         <w:t>Приложение работает только на платформах Windows.</w:t>
       </w:r>
-      <w:bookmarkStart w:id="0" w:name="_GoBack"/>
-      <w:bookmarkEnd w:id="0"/>
     </w:p>
     <w:sectPr>
       <w:pgSz w:w="11906" w:h="16838"/>
@@ -4064,7 +4114,7 @@
     <w:lsdException w:qFormat="1" w:unhideWhenUsed="0" w:uiPriority="0" w:semiHidden="0" w:name="Title"/>
     <w:lsdException w:unhideWhenUsed="0" w:uiPriority="0" w:semiHidden="0" w:name="Closing"/>
     <w:lsdException w:unhideWhenUsed="0" w:uiPriority="0" w:semiHidden="0" w:name="Signature"/>
-    <w:lsdException w:unhideWhenUsed="0" w:uiPriority="0" w:name="Default Paragraph Font"/>
+    <w:lsdException w:qFormat="1" w:unhideWhenUsed="0" w:uiPriority="0" w:name="Default Paragraph Font"/>
     <w:lsdException w:unhideWhenUsed="0" w:uiPriority="0" w:semiHidden="0" w:name="Body Text"/>
     <w:lsdException w:unhideWhenUsed="0" w:uiPriority="0" w:semiHidden="0" w:name="Body Text Indent"/>
     <w:lsdException w:unhideWhenUsed="0" w:uiPriority="0" w:semiHidden="0" w:name="List Continue"/>
@@ -4091,14 +4141,14 @@
     <w:lsdException w:unhideWhenUsed="0" w:uiPriority="0" w:semiHidden="0" w:name="Document Map"/>
     <w:lsdException w:unhideWhenUsed="0" w:uiPriority="0" w:semiHidden="0" w:name="Plain Text"/>
     <w:lsdException w:unhideWhenUsed="0" w:uiPriority="0" w:semiHidden="0" w:name="E-mail Signature"/>
-    <w:lsdException w:unhideWhenUsed="0" w:uiPriority="0" w:semiHidden="0" w:name="Normal (Web)"/>
+    <w:lsdException w:qFormat="1" w:unhideWhenUsed="0" w:uiPriority="0" w:semiHidden="0" w:name="Normal (Web)"/>
     <w:lsdException w:unhideWhenUsed="0" w:uiPriority="0" w:semiHidden="0" w:name="HTML Acronym"/>
     <w:lsdException w:unhideWhenUsed="0" w:uiPriority="0" w:semiHidden="0" w:name="HTML Address"/>
     <w:lsdException w:unhideWhenUsed="0" w:uiPriority="0" w:semiHidden="0" w:name="HTML Cite"/>
-    <w:lsdException w:unhideWhenUsed="0" w:uiPriority="0" w:semiHidden="0" w:name="HTML Code"/>
+    <w:lsdException w:qFormat="1" w:unhideWhenUsed="0" w:uiPriority="0" w:semiHidden="0" w:name="HTML Code"/>
     <w:lsdException w:unhideWhenUsed="0" w:uiPriority="0" w:semiHidden="0" w:name="HTML Definition"/>
     <w:lsdException w:unhideWhenUsed="0" w:uiPriority="0" w:semiHidden="0" w:name="HTML Keyboard"/>
-    <w:lsdException w:unhideWhenUsed="0" w:uiPriority="0" w:semiHidden="0" w:name="HTML Preformatted"/>
+    <w:lsdException w:qFormat="1" w:unhideWhenUsed="0" w:uiPriority="0" w:semiHidden="0" w:name="HTML Preformatted"/>
     <w:lsdException w:unhideWhenUsed="0" w:uiPriority="0" w:semiHidden="0" w:name="HTML Sample"/>
     <w:lsdException w:unhideWhenUsed="0" w:uiPriority="0" w:semiHidden="0" w:name="HTML Typewriter"/>
     <w:lsdException w:unhideWhenUsed="0" w:uiPriority="0" w:semiHidden="0" w:name="HTML Variable"/>
@@ -4227,6 +4277,7 @@
   <w:style w:type="character" w:default="1" w:styleId="5">
     <w:name w:val="Default Paragraph Font"/>
     <w:semiHidden/>
+    <w:qFormat/>
     <w:uiPriority w:val="0"/>
   </w:style>
   <w:style w:type="table" w:default="1" w:styleId="6">
@@ -4246,6 +4297,7 @@
   <w:style w:type="character" w:styleId="7">
     <w:name w:val="HTML Code"/>
     <w:basedOn w:val="5"/>
+    <w:qFormat/>
     <w:uiPriority w:val="0"/>
     <w:rPr>
       <w:rFonts w:ascii="Courier New" w:hAnsi="Courier New" w:cs="Courier New"/>
@@ -4265,6 +4317,7 @@
   </w:style>
   <w:style w:type="paragraph" w:styleId="9">
     <w:name w:val="Normal (Web)"/>
+    <w:qFormat/>
     <w:uiPriority w:val="0"/>
     <w:pPr>
       <w:spacing w:before="0" w:beforeAutospacing="1" w:after="0" w:afterAutospacing="1"/>
@@ -4272,6 +4325,7 @@
       <w:jc w:val="left"/>
     </w:pPr>
     <w:rPr>
+      <w:rFonts w:ascii="Times New Roman" w:hAnsi="Times New Roman" w:eastAsia="SimSun" w:cs="Times New Roman"/>
       <w:kern w:val="0"/>
       <w:sz w:val="24"/>
       <w:szCs w:val="24"/>
@@ -4280,6 +4334,7 @@
   </w:style>
   <w:style w:type="paragraph" w:styleId="10">
     <w:name w:val="HTML Preformatted"/>
+    <w:qFormat/>
     <w:uiPriority w:val="0"/>
     <w:pPr>
       <w:tabs>
